--- a/CÁC WEBSITE ĐỂ CRAW DỮ LIỆU CHO CHATBOT.docx
+++ b/CÁC WEBSITE ĐỂ CRAW DỮ LIỆU CHO CHATBOT.docx
@@ -12,14 +12,13 @@
         <w:pStyle w:val="ListParagraph"/>
         <w:numPr>
           <w:ilvl w:val="0"/>
-          <w:numId w:val="4"/>
+          <w:numId w:val="6"/>
         </w:numPr>
         <w:spacing w:after="40" w:line="240" w:lineRule="auto"/>
-        <w:ind w:left="540"/>
         <w:rPr>
-          <w:rFonts w:asciiTheme="majorHAnsi" w:hAnsiTheme="majorHAnsi" w:cstheme="majorHAnsi"/>
-          <w:sz w:val="20"/>
-          <w:szCs w:val="20"/>
+          <w:rFonts w:ascii="Times New Roman" w:hAnsi="Times New Roman" w:cs="Times New Roman"/>
+          <w:sz w:val="28"/>
+          <w:szCs w:val="28"/>
           <w:lang w:eastAsia="en-GB"/>
         </w:rPr>
       </w:pPr>
@@ -27,10 +26,10 @@
         <w:r>
           <w:rPr>
             <w:rStyle w:val="Hyperlink"/>
-            <w:rFonts w:asciiTheme="majorHAnsi" w:hAnsiTheme="majorHAnsi" w:cstheme="majorHAnsi"/>
+            <w:rFonts w:ascii="Times New Roman" w:hAnsi="Times New Roman" w:cs="Times New Roman"/>
             <w:color w:val="auto"/>
-            <w:sz w:val="20"/>
-            <w:szCs w:val="20"/>
+            <w:sz w:val="28"/>
+            <w:szCs w:val="28"/>
             <w:lang w:eastAsia="en-GB"/>
           </w:rPr>
           <w:t>https://phelieu247.com</w:t>
@@ -42,14 +41,13 @@
         <w:pStyle w:val="ListParagraph"/>
         <w:numPr>
           <w:ilvl w:val="0"/>
-          <w:numId w:val="4"/>
+          <w:numId w:val="6"/>
         </w:numPr>
         <w:spacing w:after="40" w:line="240" w:lineRule="auto"/>
-        <w:ind w:left="540"/>
         <w:rPr>
-          <w:rFonts w:asciiTheme="majorHAnsi" w:hAnsiTheme="majorHAnsi" w:cstheme="majorHAnsi"/>
-          <w:sz w:val="20"/>
-          <w:szCs w:val="20"/>
+          <w:rFonts w:ascii="Times New Roman" w:hAnsi="Times New Roman" w:cs="Times New Roman"/>
+          <w:sz w:val="28"/>
+          <w:szCs w:val="28"/>
           <w:lang w:eastAsia="en-GB"/>
         </w:rPr>
       </w:pPr>
@@ -57,10 +55,213 @@
         <w:r>
           <w:rPr>
             <w:rStyle w:val="Hyperlink"/>
-            <w:rFonts w:asciiTheme="majorHAnsi" w:hAnsiTheme="majorHAnsi" w:cstheme="majorHAnsi"/>
+            <w:rFonts w:ascii="Times New Roman" w:hAnsi="Times New Roman" w:cs="Times New Roman"/>
             <w:color w:val="auto"/>
-            <w:sz w:val="20"/>
-            <w:szCs w:val="20"/>
+            <w:sz w:val="28"/>
+            <w:szCs w:val="28"/>
+            <w:lang w:eastAsia="en-GB"/>
+          </w:rPr>
+          <w:t>https://phelieuvietduc.com</w:t>
+        </w:r>
+      </w:hyperlink>
+    </w:p>
+    <w:p>
+      <w:pPr>
+        <w:pStyle w:val="ListParagraph"/>
+        <w:numPr>
+          <w:ilvl w:val="0"/>
+          <w:numId w:val="6"/>
+        </w:numPr>
+        <w:spacing w:after="40" w:line="240" w:lineRule="auto"/>
+        <w:rPr>
+          <w:rFonts w:ascii="Times New Roman" w:hAnsi="Times New Roman" w:cs="Times New Roman"/>
+          <w:sz w:val="28"/>
+          <w:szCs w:val="28"/>
+          <w:lang w:eastAsia="en-GB"/>
+        </w:rPr>
+      </w:pPr>
+      <w:hyperlink r:id="rId7" w:history="1">
+        <w:r>
+          <w:rPr>
+            <w:rStyle w:val="Hyperlink"/>
+            <w:rFonts w:ascii="Times New Roman" w:hAnsi="Times New Roman" w:cs="Times New Roman"/>
+            <w:color w:val="auto"/>
+            <w:sz w:val="28"/>
+            <w:szCs w:val="28"/>
+            <w:lang w:eastAsia="en-GB"/>
+          </w:rPr>
+          <w:t>https://phelieuvn.com</w:t>
+        </w:r>
+      </w:hyperlink>
+    </w:p>
+    <w:p>
+      <w:pPr>
+        <w:pStyle w:val="ListParagraph"/>
+        <w:numPr>
+          <w:ilvl w:val="0"/>
+          <w:numId w:val="6"/>
+        </w:numPr>
+        <w:spacing w:after="40" w:line="240" w:lineRule="auto"/>
+        <w:rPr>
+          <w:rFonts w:ascii="Times New Roman" w:hAnsi="Times New Roman" w:cs="Times New Roman"/>
+          <w:sz w:val="28"/>
+          <w:szCs w:val="28"/>
+          <w:lang w:eastAsia="en-GB"/>
+        </w:rPr>
+      </w:pPr>
+      <w:hyperlink r:id="rId8" w:history="1">
+        <w:r>
+          <w:rPr>
+            <w:rStyle w:val="Hyperlink"/>
+            <w:rFonts w:ascii="Times New Roman" w:hAnsi="Times New Roman" w:cs="Times New Roman"/>
+            <w:color w:val="auto"/>
+            <w:sz w:val="28"/>
+            <w:szCs w:val="28"/>
+            <w:lang w:eastAsia="en-GB"/>
+          </w:rPr>
+          <w:t>https://phelieuphattai.com</w:t>
+        </w:r>
+      </w:hyperlink>
+    </w:p>
+    <w:p>
+      <w:pPr>
+        <w:pStyle w:val="ListParagraph"/>
+        <w:numPr>
+          <w:ilvl w:val="0"/>
+          <w:numId w:val="6"/>
+        </w:numPr>
+        <w:spacing w:after="40" w:line="240" w:lineRule="auto"/>
+        <w:rPr>
+          <w:rFonts w:ascii="Times New Roman" w:hAnsi="Times New Roman" w:cs="Times New Roman"/>
+          <w:sz w:val="28"/>
+          <w:szCs w:val="28"/>
+          <w:lang w:eastAsia="en-GB"/>
+        </w:rPr>
+      </w:pPr>
+      <w:hyperlink r:id="rId9" w:history="1">
+        <w:r>
+          <w:rPr>
+            <w:rStyle w:val="Hyperlink"/>
+            <w:rFonts w:ascii="Times New Roman" w:hAnsi="Times New Roman" w:cs="Times New Roman"/>
+            <w:color w:val="auto"/>
+            <w:sz w:val="28"/>
+            <w:szCs w:val="28"/>
+            <w:lang w:eastAsia="en-GB"/>
+          </w:rPr>
+          <w:t>https://phelieuhaidang.com</w:t>
+        </w:r>
+      </w:hyperlink>
+    </w:p>
+    <w:p>
+      <w:pPr>
+        <w:pStyle w:val="ListParagraph"/>
+        <w:numPr>
+          <w:ilvl w:val="0"/>
+          <w:numId w:val="6"/>
+        </w:numPr>
+        <w:spacing w:after="40" w:line="240" w:lineRule="auto"/>
+        <w:rPr>
+          <w:rFonts w:ascii="Times New Roman" w:hAnsi="Times New Roman" w:cs="Times New Roman"/>
+          <w:sz w:val="28"/>
+          <w:szCs w:val="28"/>
+          <w:lang w:eastAsia="en-GB"/>
+        </w:rPr>
+      </w:pPr>
+      <w:hyperlink r:id="rId10" w:history="1">
+        <w:r>
+          <w:rPr>
+            <w:rStyle w:val="Hyperlink"/>
+            <w:rFonts w:ascii="Times New Roman" w:hAnsi="Times New Roman" w:cs="Times New Roman"/>
+            <w:color w:val="auto"/>
+            <w:sz w:val="28"/>
+            <w:szCs w:val="28"/>
+            <w:lang w:eastAsia="en-GB"/>
+          </w:rPr>
+          <w:t>https://phelieuquangdat.com</w:t>
+        </w:r>
+      </w:hyperlink>
+    </w:p>
+    <w:p>
+      <w:pPr>
+        <w:pStyle w:val="ListParagraph"/>
+        <w:numPr>
+          <w:ilvl w:val="0"/>
+          <w:numId w:val="6"/>
+        </w:numPr>
+        <w:spacing w:after="40" w:line="240" w:lineRule="auto"/>
+        <w:rPr>
+          <w:rFonts w:ascii="Times New Roman" w:hAnsi="Times New Roman" w:cs="Times New Roman"/>
+          <w:sz w:val="28"/>
+          <w:szCs w:val="28"/>
+          <w:lang w:eastAsia="en-GB"/>
+        </w:rPr>
+      </w:pPr>
+      <w:hyperlink r:id="rId11" w:history="1">
+        <w:r>
+          <w:rPr>
+            <w:rStyle w:val="Hyperlink"/>
+            <w:rFonts w:ascii="Times New Roman" w:hAnsi="Times New Roman" w:cs="Times New Roman"/>
+            <w:color w:val="auto"/>
+            <w:sz w:val="28"/>
+            <w:szCs w:val="28"/>
+            <w:lang w:eastAsia="en-GB"/>
+          </w:rPr>
+          <w:t>https://phelieuvin.com</w:t>
+        </w:r>
+      </w:hyperlink>
+    </w:p>
+    <w:p>
+      <w:pPr>
+        <w:pStyle w:val="ListParagraph"/>
+        <w:numPr>
+          <w:ilvl w:val="0"/>
+          <w:numId w:val="6"/>
+        </w:numPr>
+        <w:spacing w:after="40" w:line="240" w:lineRule="auto"/>
+        <w:rPr>
+          <w:rFonts w:ascii="Times New Roman" w:hAnsi="Times New Roman" w:cs="Times New Roman"/>
+          <w:sz w:val="28"/>
+          <w:szCs w:val="28"/>
+          <w:lang w:eastAsia="en-GB"/>
+        </w:rPr>
+      </w:pPr>
+      <w:hyperlink r:id="rId12" w:history="1">
+        <w:r>
+          <w:rPr>
+            <w:rStyle w:val="Hyperlink"/>
+            <w:rFonts w:ascii="Times New Roman" w:hAnsi="Times New Roman" w:cs="Times New Roman"/>
+            <w:color w:val="auto"/>
+            <w:sz w:val="28"/>
+            <w:szCs w:val="28"/>
+            <w:lang w:eastAsia="en-GB"/>
+          </w:rPr>
+          <w:t>https://phelieumiennam.vn</w:t>
+        </w:r>
+      </w:hyperlink>
+    </w:p>
+    <w:p>
+      <w:pPr>
+        <w:pStyle w:val="ListParagraph"/>
+        <w:numPr>
+          <w:ilvl w:val="0"/>
+          <w:numId w:val="6"/>
+        </w:numPr>
+        <w:spacing w:after="40" w:line="240" w:lineRule="auto"/>
+        <w:rPr>
+          <w:rFonts w:ascii="Times New Roman" w:hAnsi="Times New Roman" w:cs="Times New Roman"/>
+          <w:sz w:val="28"/>
+          <w:szCs w:val="28"/>
+          <w:lang w:eastAsia="en-GB"/>
+        </w:rPr>
+      </w:pPr>
+      <w:hyperlink r:id="rId13" w:history="1">
+        <w:r>
+          <w:rPr>
+            <w:rStyle w:val="Hyperlink"/>
+            <w:rFonts w:ascii="Times New Roman" w:hAnsi="Times New Roman" w:cs="Times New Roman"/>
+            <w:color w:val="auto"/>
+            <w:sz w:val="28"/>
+            <w:szCs w:val="28"/>
             <w:lang w:eastAsia="en-GB"/>
           </w:rPr>
           <w:t>https://thumuaphelieumoitruongvht.com</w:t>
@@ -72,25 +273,24 @@
         <w:pStyle w:val="ListParagraph"/>
         <w:numPr>
           <w:ilvl w:val="0"/>
-          <w:numId w:val="4"/>
+          <w:numId w:val="6"/>
         </w:numPr>
         <w:spacing w:after="40" w:line="240" w:lineRule="auto"/>
-        <w:ind w:left="540"/>
         <w:rPr>
-          <w:rFonts w:asciiTheme="majorHAnsi" w:hAnsiTheme="majorHAnsi" w:cstheme="majorHAnsi"/>
-          <w:sz w:val="20"/>
-          <w:szCs w:val="20"/>
+          <w:rFonts w:ascii="Times New Roman" w:hAnsi="Times New Roman" w:cs="Times New Roman"/>
+          <w:sz w:val="28"/>
+          <w:szCs w:val="28"/>
           <w:lang w:eastAsia="en-GB"/>
         </w:rPr>
       </w:pPr>
-      <w:hyperlink r:id="rId7" w:history="1">
+      <w:hyperlink r:id="rId14" w:history="1">
         <w:r>
           <w:rPr>
             <w:rStyle w:val="Hyperlink"/>
-            <w:rFonts w:asciiTheme="majorHAnsi" w:hAnsiTheme="majorHAnsi" w:cstheme="majorHAnsi"/>
+            <w:rFonts w:ascii="Times New Roman" w:hAnsi="Times New Roman" w:cs="Times New Roman"/>
             <w:color w:val="auto"/>
-            <w:sz w:val="20"/>
-            <w:szCs w:val="20"/>
+            <w:sz w:val="28"/>
+            <w:szCs w:val="28"/>
             <w:lang w:eastAsia="en-GB"/>
           </w:rPr>
           <w:t>https://grac.vn</w:t>
@@ -102,25 +302,24 @@
         <w:pStyle w:val="ListParagraph"/>
         <w:numPr>
           <w:ilvl w:val="0"/>
-          <w:numId w:val="4"/>
+          <w:numId w:val="6"/>
         </w:numPr>
         <w:spacing w:after="40" w:line="240" w:lineRule="auto"/>
-        <w:ind w:left="540"/>
         <w:rPr>
-          <w:rFonts w:asciiTheme="majorHAnsi" w:hAnsiTheme="majorHAnsi" w:cstheme="majorHAnsi"/>
-          <w:sz w:val="20"/>
-          <w:szCs w:val="20"/>
+          <w:rFonts w:ascii="Times New Roman" w:hAnsi="Times New Roman" w:cs="Times New Roman"/>
+          <w:sz w:val="28"/>
+          <w:szCs w:val="28"/>
           <w:lang w:eastAsia="en-GB"/>
         </w:rPr>
       </w:pPr>
-      <w:hyperlink r:id="rId8" w:history="1">
+      <w:hyperlink r:id="rId15" w:history="1">
         <w:r>
           <w:rPr>
             <w:rStyle w:val="Hyperlink"/>
-            <w:rFonts w:asciiTheme="majorHAnsi" w:hAnsiTheme="majorHAnsi" w:cstheme="majorHAnsi"/>
+            <w:rFonts w:ascii="Times New Roman" w:hAnsi="Times New Roman" w:cs="Times New Roman"/>
             <w:color w:val="auto"/>
-            <w:sz w:val="20"/>
-            <w:szCs w:val="20"/>
+            <w:sz w:val="28"/>
+            <w:szCs w:val="28"/>
             <w:lang w:eastAsia="en-GB"/>
           </w:rPr>
           <w:t>https://www.fastmarkets.com</w:t>
@@ -132,25 +331,24 @@
         <w:pStyle w:val="ListParagraph"/>
         <w:numPr>
           <w:ilvl w:val="0"/>
-          <w:numId w:val="4"/>
+          <w:numId w:val="6"/>
         </w:numPr>
         <w:spacing w:after="40" w:line="240" w:lineRule="auto"/>
-        <w:ind w:left="540"/>
         <w:rPr>
-          <w:rFonts w:asciiTheme="majorHAnsi" w:hAnsiTheme="majorHAnsi" w:cstheme="majorHAnsi"/>
-          <w:sz w:val="20"/>
-          <w:szCs w:val="20"/>
+          <w:rFonts w:ascii="Times New Roman" w:hAnsi="Times New Roman" w:cs="Times New Roman"/>
+          <w:sz w:val="28"/>
+          <w:szCs w:val="28"/>
           <w:lang w:eastAsia="en-GB"/>
         </w:rPr>
       </w:pPr>
-      <w:hyperlink r:id="rId9" w:history="1">
+      <w:hyperlink r:id="rId16" w:history="1">
         <w:r>
           <w:rPr>
             <w:rStyle w:val="Hyperlink"/>
-            <w:rFonts w:asciiTheme="majorHAnsi" w:hAnsiTheme="majorHAnsi" w:cstheme="majorHAnsi"/>
+            <w:rFonts w:ascii="Times New Roman" w:hAnsi="Times New Roman" w:cs="Times New Roman"/>
             <w:color w:val="auto"/>
-            <w:sz w:val="20"/>
-            <w:szCs w:val="20"/>
+            <w:sz w:val="28"/>
+            <w:szCs w:val="28"/>
             <w:lang w:eastAsia="en-GB"/>
           </w:rPr>
           <w:t>https://mgreen.vn</w:t>
@@ -158,9 +356,9 @@
       </w:hyperlink>
       <w:r>
         <w:rPr>
-          <w:rFonts w:asciiTheme="majorHAnsi" w:hAnsiTheme="majorHAnsi" w:cstheme="majorHAnsi"/>
-          <w:sz w:val="20"/>
-          <w:szCs w:val="20"/>
+          <w:rFonts w:ascii="Times New Roman" w:hAnsi="Times New Roman" w:cs="Times New Roman"/>
+          <w:sz w:val="28"/>
+          <w:szCs w:val="28"/>
           <w:lang w:eastAsia="en-GB"/>
         </w:rPr>
         <w:t xml:space="preserve">     </w:t>
@@ -171,35 +369,34 @@
         <w:pStyle w:val="ListParagraph"/>
         <w:numPr>
           <w:ilvl w:val="0"/>
-          <w:numId w:val="4"/>
+          <w:numId w:val="6"/>
         </w:numPr>
         <w:spacing w:before="80" w:after="40" w:line="240" w:lineRule="auto"/>
-        <w:ind w:left="540"/>
         <w:jc w:val="both"/>
         <w:rPr>
-          <w:rFonts w:asciiTheme="majorHAnsi" w:hAnsiTheme="majorHAnsi" w:cstheme="majorHAnsi"/>
-          <w:sz w:val="20"/>
-          <w:szCs w:val="20"/>
+          <w:rFonts w:ascii="Times New Roman" w:hAnsi="Times New Roman" w:cs="Times New Roman"/>
+          <w:sz w:val="28"/>
+          <w:szCs w:val="28"/>
           <w:lang w:eastAsia="en-GB"/>
         </w:rPr>
       </w:pPr>
       <w:r>
         <w:rPr>
-          <w:rFonts w:asciiTheme="majorHAnsi" w:hAnsiTheme="majorHAnsi" w:cstheme="majorHAnsi"/>
-          <w:sz w:val="20"/>
-          <w:szCs w:val="20"/>
+          <w:rFonts w:ascii="Times New Roman" w:hAnsi="Times New Roman" w:cs="Times New Roman"/>
+          <w:sz w:val="28"/>
+          <w:szCs w:val="28"/>
           <w:lang w:eastAsia="en-GB"/>
         </w:rPr>
         <w:t xml:space="preserve">Cổng thông tin hàng đầu thế giới cập nhật giá phế liệu tổng hợp của thế giới (kim loại, nhựa, giấy) theo từng ngày: </w:t>
       </w:r>
-      <w:hyperlink r:id="rId10" w:history="1">
+      <w:hyperlink r:id="rId17" w:history="1">
         <w:r>
           <w:rPr>
             <w:rStyle w:val="Hyperlink"/>
-            <w:rFonts w:asciiTheme="majorHAnsi" w:hAnsiTheme="majorHAnsi" w:cstheme="majorHAnsi"/>
+            <w:rFonts w:ascii="Times New Roman" w:hAnsi="Times New Roman" w:cs="Times New Roman"/>
             <w:color w:val="auto"/>
-            <w:sz w:val="20"/>
-            <w:szCs w:val="20"/>
+            <w:sz w:val="28"/>
+            <w:szCs w:val="28"/>
             <w:lang w:eastAsia="en-GB"/>
           </w:rPr>
           <w:t>https://www.scrapmonster.com</w:t>
@@ -207,9 +404,9 @@
       </w:hyperlink>
       <w:r>
         <w:rPr>
-          <w:rFonts w:asciiTheme="majorHAnsi" w:hAnsiTheme="majorHAnsi" w:cstheme="majorHAnsi"/>
-          <w:sz w:val="20"/>
-          <w:szCs w:val="20"/>
+          <w:rFonts w:ascii="Times New Roman" w:hAnsi="Times New Roman" w:cs="Times New Roman"/>
+          <w:sz w:val="28"/>
+          <w:szCs w:val="28"/>
           <w:lang w:eastAsia="en-GB"/>
         </w:rPr>
         <w:t xml:space="preserve"> </w:t>
@@ -220,44 +417,34 @@
         <w:pStyle w:val="ListParagraph"/>
         <w:numPr>
           <w:ilvl w:val="0"/>
-          <w:numId w:val="4"/>
+          <w:numId w:val="6"/>
         </w:numPr>
         <w:spacing w:before="80" w:after="40" w:line="240" w:lineRule="auto"/>
-        <w:ind w:left="540"/>
         <w:jc w:val="both"/>
         <w:rPr>
-          <w:rFonts w:asciiTheme="majorHAnsi" w:hAnsiTheme="majorHAnsi" w:cstheme="majorHAnsi"/>
-          <w:sz w:val="20"/>
-          <w:szCs w:val="20"/>
+          <w:rFonts w:ascii="Times New Roman" w:hAnsi="Times New Roman" w:cs="Times New Roman"/>
+          <w:sz w:val="28"/>
+          <w:szCs w:val="28"/>
           <w:lang w:eastAsia="en-GB"/>
         </w:rPr>
       </w:pPr>
       <w:r>
         <w:rPr>
-          <w:rFonts w:asciiTheme="majorHAnsi" w:hAnsiTheme="majorHAnsi" w:cstheme="majorHAnsi"/>
-          <w:sz w:val="20"/>
-          <w:szCs w:val="20"/>
+          <w:rFonts w:ascii="Times New Roman" w:hAnsi="Times New Roman" w:cs="Times New Roman"/>
+          <w:sz w:val="28"/>
+          <w:szCs w:val="28"/>
           <w:lang w:eastAsia="en-GB"/>
         </w:rPr>
-        <w:t>Nguồn dữ liệu cung cấp thông tin giá thu mua các loại phế liệu:</w:t>
+        <w:t xml:space="preserve">Nguồn dữ liệu cung cấp thông tin giá thu mua các loại phế liệu: </w:t>
       </w:r>
-      <w:r>
-        <w:rPr>
-          <w:rFonts w:asciiTheme="majorHAnsi" w:hAnsiTheme="majorHAnsi" w:cstheme="majorHAnsi"/>
-          <w:sz w:val="20"/>
-          <w:szCs w:val="20"/>
-          <w:lang w:eastAsia="en-GB"/>
-        </w:rPr>
-        <w:t xml:space="preserve"> </w:t>
-      </w:r>
-      <w:hyperlink r:id="rId11" w:history="1">
+      <w:hyperlink r:id="rId18" w:history="1">
         <w:r>
           <w:rPr>
             <w:rStyle w:val="Hyperlink"/>
-            <w:rFonts w:asciiTheme="majorHAnsi" w:hAnsiTheme="majorHAnsi" w:cstheme="majorHAnsi"/>
+            <w:rFonts w:ascii="Times New Roman" w:hAnsi="Times New Roman" w:cs="Times New Roman"/>
             <w:color w:val="auto"/>
-            <w:sz w:val="20"/>
-            <w:szCs w:val="20"/>
+            <w:sz w:val="28"/>
+            <w:szCs w:val="28"/>
             <w:lang w:eastAsia="en-GB"/>
           </w:rPr>
           <w:t>https://phelieu24h.vn/bang-gia-mua-phe-lieu-nhua</w:t>
@@ -265,9 +452,9 @@
       </w:hyperlink>
       <w:r>
         <w:rPr>
-          <w:rFonts w:asciiTheme="majorHAnsi" w:hAnsiTheme="majorHAnsi" w:cstheme="majorHAnsi"/>
-          <w:sz w:val="20"/>
-          <w:szCs w:val="20"/>
+          <w:rFonts w:ascii="Times New Roman" w:hAnsi="Times New Roman" w:cs="Times New Roman"/>
+          <w:sz w:val="28"/>
+          <w:szCs w:val="28"/>
           <w:lang w:eastAsia="en-GB"/>
         </w:rPr>
         <w:t xml:space="preserve"> </w:t>
@@ -278,35 +465,34 @@
         <w:pStyle w:val="ListParagraph"/>
         <w:numPr>
           <w:ilvl w:val="0"/>
-          <w:numId w:val="4"/>
+          <w:numId w:val="6"/>
         </w:numPr>
         <w:spacing w:before="80" w:after="40" w:line="240" w:lineRule="auto"/>
-        <w:ind w:left="540"/>
         <w:jc w:val="both"/>
         <w:rPr>
-          <w:rFonts w:asciiTheme="majorHAnsi" w:hAnsiTheme="majorHAnsi" w:cstheme="majorHAnsi"/>
-          <w:sz w:val="20"/>
-          <w:szCs w:val="20"/>
+          <w:rFonts w:ascii="Times New Roman" w:hAnsi="Times New Roman" w:cs="Times New Roman"/>
+          <w:sz w:val="28"/>
+          <w:szCs w:val="28"/>
           <w:lang w:eastAsia="en-GB"/>
         </w:rPr>
       </w:pPr>
       <w:r>
         <w:rPr>
-          <w:rFonts w:asciiTheme="majorHAnsi" w:hAnsiTheme="majorHAnsi" w:cstheme="majorHAnsi"/>
-          <w:sz w:val="20"/>
-          <w:szCs w:val="20"/>
+          <w:rFonts w:ascii="Times New Roman" w:hAnsi="Times New Roman" w:cs="Times New Roman"/>
+          <w:sz w:val="28"/>
+          <w:szCs w:val="28"/>
           <w:lang w:eastAsia="en-GB"/>
         </w:rPr>
         <w:t xml:space="preserve">Sàn thương mại vật liệu tái chế tại Việt Nam: </w:t>
       </w:r>
-      <w:hyperlink r:id="rId12" w:history="1">
+      <w:hyperlink r:id="rId19" w:history="1">
         <w:r>
           <w:rPr>
             <w:rStyle w:val="Hyperlink"/>
-            <w:rFonts w:asciiTheme="majorHAnsi" w:hAnsiTheme="majorHAnsi" w:cstheme="majorHAnsi"/>
+            <w:rFonts w:ascii="Times New Roman" w:hAnsi="Times New Roman" w:cs="Times New Roman"/>
             <w:color w:val="auto"/>
-            <w:sz w:val="20"/>
-            <w:szCs w:val="20"/>
+            <w:sz w:val="28"/>
+            <w:szCs w:val="28"/>
             <w:lang w:eastAsia="en-GB"/>
           </w:rPr>
           <w:t>https://www.flowwaste.vn/</w:t>
@@ -314,9 +500,9 @@
       </w:hyperlink>
       <w:r>
         <w:rPr>
-          <w:rFonts w:asciiTheme="majorHAnsi" w:hAnsiTheme="majorHAnsi" w:cstheme="majorHAnsi"/>
-          <w:sz w:val="20"/>
-          <w:szCs w:val="20"/>
+          <w:rFonts w:ascii="Times New Roman" w:hAnsi="Times New Roman" w:cs="Times New Roman"/>
+          <w:sz w:val="28"/>
+          <w:szCs w:val="28"/>
           <w:lang w:eastAsia="en-GB"/>
         </w:rPr>
         <w:t xml:space="preserve"> </w:t>
@@ -324,7 +510,12 @@
     </w:p>
     <w:p>
       <w:pPr>
-        <w:ind w:left="540"/>
+        <w:ind w:left="180"/>
+        <w:rPr>
+          <w:rFonts w:ascii="Times New Roman" w:hAnsi="Times New Roman" w:cs="Times New Roman"/>
+          <w:sz w:val="28"/>
+          <w:szCs w:val="28"/>
+        </w:rPr>
       </w:pPr>
     </w:p>
     <w:sectPr>
@@ -340,6 +531,95 @@
 <file path=word/numbering.xml><?xml version="1.0" encoding="utf-8"?>
 <w:numbering xmlns:wpc="http://schemas.microsoft.com/office/word/2010/wordprocessingCanvas" xmlns:cx="http://schemas.microsoft.com/office/drawing/2014/chartex" xmlns:cx1="http://schemas.microsoft.com/office/drawing/2015/9/8/chartex" xmlns:cx2="http://schemas.microsoft.com/office/drawing/2015/10/21/chartex" xmlns:cx3="http://schemas.microsoft.com/office/drawing/2016/5/9/chartex" xmlns:cx4="http://schemas.microsoft.com/office/drawing/2016/5/10/chartex" xmlns:cx5="http://schemas.microsoft.com/office/drawing/2016/5/11/chartex" xmlns:cx6="http://schemas.microsoft.com/office/drawing/2016/5/12/chartex" xmlns:cx7="http://schemas.microsoft.com/office/drawing/2016/5/13/chartex" xmlns:cx8="http://schemas.microsoft.com/office/drawing/2016/5/14/chartex" xmlns:mc="http://schemas.openxmlformats.org/markup-compatibility/2006" xmlns:aink="http://schemas.microsoft.com/office/drawing/2016/ink" xmlns:am3d="http://schemas.microsoft.com/office/drawing/2017/model3d" xmlns:o="urn:schemas-microsoft-com:office:office" xmlns:oel="http://schemas.microsoft.com/office/2019/extlst" xmlns:r="http://schemas.openxmlformats.org/officeDocument/2006/relationships" xmlns:m="http://schemas.openxmlformats.org/officeDocument/2006/math" xmlns:v="urn:schemas-microsoft-com:vml" xmlns:wp14="http://schemas.microsoft.com/office/word/2010/wordprocessingDrawing" xmlns:wp="http://schemas.openxmlformats.org/drawingml/2006/wordprocessingDrawing" xmlns:w10="urn:schemas-microsoft-com:office:word" xmlns:w="http://schemas.openxmlformats.org/wordprocessingml/2006/main" xmlns:w14="http://schemas.microsoft.com/office/word/2010/wordml" xmlns:w15="http://schemas.microsoft.com/office/word/2012/wordml" xmlns:w16cex="http://schemas.microsoft.com/office/word/2018/wordml/cex" xmlns:w16cid="http://schemas.microsoft.com/office/word/2016/wordml/cid" xmlns:w16="http://schemas.microsoft.com/office/word/2018/wordml" xmlns:w16du="http://schemas.microsoft.com/office/word/2023/wordml/word16du" xmlns:w16sdtdh="http://schemas.microsoft.com/office/word/2020/wordml/sdtdatahash" xmlns:w16sdtfl="http://schemas.microsoft.com/office/word/2024/wordml/sdtformatlock" xmlns:w16se="http://schemas.microsoft.com/office/word/2015/wordml/symex" xmlns:wpg="http://schemas.microsoft.com/office/word/2010/wordprocessingGroup" xmlns:wpi="http://schemas.microsoft.com/office/word/2010/wordprocessingInk" xmlns:wne="http://schemas.microsoft.com/office/word/2006/wordml" xmlns:wps="http://schemas.microsoft.com/office/word/2010/wordprocessingShape" mc:Ignorable="w14 w15 w16se w16cid w16 w16cex w16sdtdh w16sdtfl w16du wp14">
   <w:abstractNum w:abstractNumId="0" w15:restartNumberingAfterBreak="0">
+    <w:nsid w:val="06AD5444"/>
+    <w:multiLevelType w:val="hybridMultilevel"/>
+    <w:tmpl w:val="81702D0E"/>
+    <w:lvl w:ilvl="0" w:tplc="FFFFFFFF">
+      <w:start w:val="1"/>
+      <w:numFmt w:val="decimal"/>
+      <w:lvlText w:val="%1"/>
+      <w:lvlJc w:val="left"/>
+      <w:pPr>
+        <w:ind w:left="1260" w:hanging="360"/>
+      </w:pPr>
+      <w:rPr>
+        <w:rFonts w:hint="default"/>
+      </w:rPr>
+    </w:lvl>
+    <w:lvl w:ilvl="1" w:tplc="FFFFFFFF" w:tentative="1">
+      <w:start w:val="1"/>
+      <w:numFmt w:val="lowerLetter"/>
+      <w:lvlText w:val="%2."/>
+      <w:lvlJc w:val="left"/>
+      <w:pPr>
+        <w:ind w:left="1980" w:hanging="360"/>
+      </w:pPr>
+    </w:lvl>
+    <w:lvl w:ilvl="2" w:tplc="FFFFFFFF" w:tentative="1">
+      <w:start w:val="1"/>
+      <w:numFmt w:val="lowerRoman"/>
+      <w:lvlText w:val="%3."/>
+      <w:lvlJc w:val="right"/>
+      <w:pPr>
+        <w:ind w:left="2700" w:hanging="180"/>
+      </w:pPr>
+    </w:lvl>
+    <w:lvl w:ilvl="3" w:tplc="FFFFFFFF" w:tentative="1">
+      <w:start w:val="1"/>
+      <w:numFmt w:val="decimal"/>
+      <w:lvlText w:val="%4."/>
+      <w:lvlJc w:val="left"/>
+      <w:pPr>
+        <w:ind w:left="3420" w:hanging="360"/>
+      </w:pPr>
+    </w:lvl>
+    <w:lvl w:ilvl="4" w:tplc="FFFFFFFF" w:tentative="1">
+      <w:start w:val="1"/>
+      <w:numFmt w:val="lowerLetter"/>
+      <w:lvlText w:val="%5."/>
+      <w:lvlJc w:val="left"/>
+      <w:pPr>
+        <w:ind w:left="4140" w:hanging="360"/>
+      </w:pPr>
+    </w:lvl>
+    <w:lvl w:ilvl="5" w:tplc="FFFFFFFF" w:tentative="1">
+      <w:start w:val="1"/>
+      <w:numFmt w:val="lowerRoman"/>
+      <w:lvlText w:val="%6."/>
+      <w:lvlJc w:val="right"/>
+      <w:pPr>
+        <w:ind w:left="4860" w:hanging="180"/>
+      </w:pPr>
+    </w:lvl>
+    <w:lvl w:ilvl="6" w:tplc="FFFFFFFF" w:tentative="1">
+      <w:start w:val="1"/>
+      <w:numFmt w:val="decimal"/>
+      <w:lvlText w:val="%7."/>
+      <w:lvlJc w:val="left"/>
+      <w:pPr>
+        <w:ind w:left="5580" w:hanging="360"/>
+      </w:pPr>
+    </w:lvl>
+    <w:lvl w:ilvl="7" w:tplc="FFFFFFFF" w:tentative="1">
+      <w:start w:val="1"/>
+      <w:numFmt w:val="lowerLetter"/>
+      <w:lvlText w:val="%8."/>
+      <w:lvlJc w:val="left"/>
+      <w:pPr>
+        <w:ind w:left="6300" w:hanging="360"/>
+      </w:pPr>
+    </w:lvl>
+    <w:lvl w:ilvl="8" w:tplc="FFFFFFFF" w:tentative="1">
+      <w:start w:val="1"/>
+      <w:numFmt w:val="lowerRoman"/>
+      <w:lvlText w:val="%9."/>
+      <w:lvlJc w:val="right"/>
+      <w:pPr>
+        <w:ind w:left="7020" w:hanging="180"/>
+      </w:pPr>
+    </w:lvl>
+  </w:abstractNum>
+  <w:abstractNum w:abstractNumId="1" w15:restartNumberingAfterBreak="0">
     <w:nsid w:val="0EE80CCD"/>
     <w:multiLevelType w:val="hybridMultilevel"/>
     <w:tmpl w:val="81702D0E"/>
@@ -428,7 +708,96 @@
       </w:pPr>
     </w:lvl>
   </w:abstractNum>
-  <w:abstractNum w:abstractNumId="1" w15:restartNumberingAfterBreak="0">
+  <w:abstractNum w:abstractNumId="2" w15:restartNumberingAfterBreak="0">
+    <w:nsid w:val="55347DD3"/>
+    <w:multiLevelType w:val="hybridMultilevel"/>
+    <w:tmpl w:val="D45A2332"/>
+    <w:lvl w:ilvl="0" w:tplc="3F34FAEC">
+      <w:start w:val="1"/>
+      <w:numFmt w:val="decimal"/>
+      <w:lvlText w:val="%1"/>
+      <w:lvlJc w:val="right"/>
+      <w:pPr>
+        <w:ind w:left="900" w:hanging="360"/>
+      </w:pPr>
+      <w:rPr>
+        <w:rFonts w:hint="default"/>
+      </w:rPr>
+    </w:lvl>
+    <w:lvl w:ilvl="1" w:tplc="04090019" w:tentative="1">
+      <w:start w:val="1"/>
+      <w:numFmt w:val="lowerLetter"/>
+      <w:lvlText w:val="%2."/>
+      <w:lvlJc w:val="left"/>
+      <w:pPr>
+        <w:ind w:left="1620" w:hanging="360"/>
+      </w:pPr>
+    </w:lvl>
+    <w:lvl w:ilvl="2" w:tplc="0409001B" w:tentative="1">
+      <w:start w:val="1"/>
+      <w:numFmt w:val="lowerRoman"/>
+      <w:lvlText w:val="%3."/>
+      <w:lvlJc w:val="right"/>
+      <w:pPr>
+        <w:ind w:left="2340" w:hanging="180"/>
+      </w:pPr>
+    </w:lvl>
+    <w:lvl w:ilvl="3" w:tplc="0409000F" w:tentative="1">
+      <w:start w:val="1"/>
+      <w:numFmt w:val="decimal"/>
+      <w:lvlText w:val="%4."/>
+      <w:lvlJc w:val="left"/>
+      <w:pPr>
+        <w:ind w:left="3060" w:hanging="360"/>
+      </w:pPr>
+    </w:lvl>
+    <w:lvl w:ilvl="4" w:tplc="04090019" w:tentative="1">
+      <w:start w:val="1"/>
+      <w:numFmt w:val="lowerLetter"/>
+      <w:lvlText w:val="%5."/>
+      <w:lvlJc w:val="left"/>
+      <w:pPr>
+        <w:ind w:left="3780" w:hanging="360"/>
+      </w:pPr>
+    </w:lvl>
+    <w:lvl w:ilvl="5" w:tplc="0409001B" w:tentative="1">
+      <w:start w:val="1"/>
+      <w:numFmt w:val="lowerRoman"/>
+      <w:lvlText w:val="%6."/>
+      <w:lvlJc w:val="right"/>
+      <w:pPr>
+        <w:ind w:left="4500" w:hanging="180"/>
+      </w:pPr>
+    </w:lvl>
+    <w:lvl w:ilvl="6" w:tplc="0409000F" w:tentative="1">
+      <w:start w:val="1"/>
+      <w:numFmt w:val="decimal"/>
+      <w:lvlText w:val="%7."/>
+      <w:lvlJc w:val="left"/>
+      <w:pPr>
+        <w:ind w:left="5220" w:hanging="360"/>
+      </w:pPr>
+    </w:lvl>
+    <w:lvl w:ilvl="7" w:tplc="04090019" w:tentative="1">
+      <w:start w:val="1"/>
+      <w:numFmt w:val="lowerLetter"/>
+      <w:lvlText w:val="%8."/>
+      <w:lvlJc w:val="left"/>
+      <w:pPr>
+        <w:ind w:left="5940" w:hanging="360"/>
+      </w:pPr>
+    </w:lvl>
+    <w:lvl w:ilvl="8" w:tplc="0409001B" w:tentative="1">
+      <w:start w:val="1"/>
+      <w:numFmt w:val="lowerRoman"/>
+      <w:lvlText w:val="%9."/>
+      <w:lvlJc w:val="right"/>
+      <w:pPr>
+        <w:ind w:left="6660" w:hanging="180"/>
+      </w:pPr>
+    </w:lvl>
+  </w:abstractNum>
+  <w:abstractNum w:abstractNumId="3" w15:restartNumberingAfterBreak="0">
     <w:nsid w:val="66DC4535"/>
     <w:multiLevelType w:val="hybridMultilevel"/>
     <w:tmpl w:val="2CD2D1EC"/>
@@ -517,7 +886,7 @@
       </w:pPr>
     </w:lvl>
   </w:abstractNum>
-  <w:abstractNum w:abstractNumId="2" w15:restartNumberingAfterBreak="0">
+  <w:abstractNum w:abstractNumId="4" w15:restartNumberingAfterBreak="0">
     <w:nsid w:val="7E62435C"/>
     <w:multiLevelType w:val="hybridMultilevel"/>
     <w:tmpl w:val="E182C076"/>
@@ -606,7 +975,7 @@
       </w:pPr>
     </w:lvl>
   </w:abstractNum>
-  <w:abstractNum w:abstractNumId="3" w15:restartNumberingAfterBreak="0">
+  <w:abstractNum w:abstractNumId="5" w15:restartNumberingAfterBreak="0">
     <w:nsid w:val="7E914DEE"/>
     <w:multiLevelType w:val="hybridMultilevel"/>
     <w:tmpl w:val="ACF6DF78"/>
@@ -696,16 +1065,22 @@
     </w:lvl>
   </w:abstractNum>
   <w:num w:numId="1" w16cid:durableId="479080631">
+    <w:abstractNumId w:val="3"/>
+  </w:num>
+  <w:num w:numId="2" w16cid:durableId="1612780377">
+    <w:abstractNumId w:val="5"/>
+  </w:num>
+  <w:num w:numId="3" w16cid:durableId="795875042">
+    <w:abstractNumId w:val="4"/>
+  </w:num>
+  <w:num w:numId="4" w16cid:durableId="562985939">
     <w:abstractNumId w:val="1"/>
   </w:num>
-  <w:num w:numId="2" w16cid:durableId="1612780377">
-    <w:abstractNumId w:val="3"/>
+  <w:num w:numId="5" w16cid:durableId="1968777324">
+    <w:abstractNumId w:val="0"/>
   </w:num>
-  <w:num w:numId="3" w16cid:durableId="795875042">
+  <w:num w:numId="6" w16cid:durableId="1971744116">
     <w:abstractNumId w:val="2"/>
-  </w:num>
-  <w:num w:numId="4" w16cid:durableId="562985939">
-    <w:abstractNumId w:val="0"/>
   </w:num>
 </w:numbering>
 </file>
